--- a/Workout-app-mern/Workout-app-mern-docker.docx
+++ b/Workout-app-mern/Workout-app-mern-docker.docx
@@ -7,14 +7,36 @@
         <w:rPr>
           <w:b/>
           <w:bCs/>
+          <w:sz w:val="48"/>
+          <w:szCs w:val="48"/>
         </w:rPr>
       </w:pPr>
       <w:r>
         <w:rPr>
           <w:b/>
           <w:bCs/>
+          <w:sz w:val="48"/>
+          <w:szCs w:val="48"/>
         </w:rPr>
-        <w:t>Dockerized MERN Application – Project Documentation (Updated)</w:t>
+        <w:t xml:space="preserve">Dockerized </w:t>
+      </w:r>
+      <w:r>
+        <w:rPr>
+          <w:b/>
+          <w:bCs/>
+          <w:sz w:val="48"/>
+          <w:szCs w:val="48"/>
+        </w:rPr>
+        <w:t xml:space="preserve">Workout </w:t>
+      </w:r>
+      <w:r>
+        <w:rPr>
+          <w:b/>
+          <w:bCs/>
+          <w:sz w:val="48"/>
+          <w:szCs w:val="48"/>
+        </w:rPr>
+        <w:t xml:space="preserve">MERN Application – Project Documentation </w:t>
       </w:r>
     </w:p>
     <w:p>
@@ -40,7 +62,7 @@
     <w:p>
       <w:r>
         <w:pict w14:anchorId="0E711D3E">
-          <v:rect id="_x0000_i1169" style="width:0;height:1.5pt" o:hralign="center" o:hrstd="t" o:hr="t" fillcolor="#a0a0a0" stroked="f"/>
+          <v:rect id="_x0000_i1025" style="width:0;height:1.5pt" o:hralign="center" o:hrstd="t" o:hr="t" fillcolor="#a0a0a0" stroked="f"/>
         </w:pict>
       </w:r>
     </w:p>
@@ -117,7 +139,7 @@
     <w:p>
       <w:r>
         <w:pict w14:anchorId="247B7A57">
-          <v:rect id="_x0000_i1170" style="width:0;height:1.5pt" o:hralign="center" o:hrstd="t" o:hr="t" fillcolor="#a0a0a0" stroked="f"/>
+          <v:rect id="_x0000_i1026" style="width:0;height:1.5pt" o:hralign="center" o:hrstd="t" o:hr="t" fillcolor="#a0a0a0" stroked="f"/>
         </w:pict>
       </w:r>
     </w:p>
@@ -182,15 +204,6 @@
     <w:p>
       <w:r>
         <w:rPr>
-          <w:rFonts w:ascii="Segoe UI Emoji" w:hAnsi="Segoe UI Emoji" w:cs="Segoe UI Emoji"/>
-        </w:rPr>
-        <w:t>👉</w:t>
-      </w:r>
-      <w:r>
-        <w:t xml:space="preserve"> </w:t>
-      </w:r>
-      <w:r>
-        <w:rPr>
           <w:b/>
           <w:bCs/>
         </w:rPr>
@@ -203,7 +216,7 @@
     <w:p>
       <w:r>
         <w:pict w14:anchorId="30111287">
-          <v:rect id="_x0000_i1171" style="width:0;height:1.5pt" o:hralign="center" o:hrstd="t" o:hr="t" fillcolor="#a0a0a0" stroked="f"/>
+          <v:rect id="_x0000_i1027" style="width:0;height:1.5pt" o:hralign="center" o:hrstd="t" o:hr="t" fillcolor="#a0a0a0" stroked="f"/>
         </w:pict>
       </w:r>
     </w:p>
@@ -245,6 +258,9 @@
       </w:r>
       <w:r>
         <w:br/>
+      </w:r>
+      <w:r>
+        <w:lastRenderedPageBreak/>
         <w:t>RUN npm install</w:t>
       </w:r>
       <w:r>
@@ -258,7 +274,6 @@
         <w:br/>
       </w:r>
       <w:r>
-        <w:lastRenderedPageBreak/>
         <w:br/>
         <w:t>EXPOSE 3000</w:t>
       </w:r>
@@ -332,7 +347,7 @@
     <w:p>
       <w:r>
         <w:pict w14:anchorId="1A00A45B">
-          <v:rect id="_x0000_i1172" style="width:0;height:1.5pt" o:hralign="center" o:hrstd="t" o:hr="t" fillcolor="#a0a0a0" stroked="f"/>
+          <v:rect id="_x0000_i1028" style="width:0;height:1.5pt" o:hralign="center" o:hrstd="t" o:hr="t" fillcolor="#a0a0a0" stroked="f"/>
         </w:pict>
       </w:r>
     </w:p>
@@ -449,7 +464,7 @@
     <w:p>
       <w:r>
         <w:pict w14:anchorId="25ADEC56">
-          <v:rect id="_x0000_i1173" style="width:0;height:1.5pt" o:hralign="center" o:hrstd="t" o:hr="t" fillcolor="#a0a0a0" stroked="f"/>
+          <v:rect id="_x0000_i1029" style="width:0;height:1.5pt" o:hralign="center" o:hrstd="t" o:hr="t" fillcolor="#a0a0a0" stroked="f"/>
         </w:pict>
       </w:r>
     </w:p>
@@ -470,6 +485,7 @@
     </w:p>
     <w:p>
       <w:r>
+        <w:lastRenderedPageBreak/>
         <w:t>services:</w:t>
       </w:r>
       <w:r>
@@ -486,9 +502,6 @@
       </w:r>
       <w:r>
         <w:br/>
-      </w:r>
-      <w:r>
-        <w:lastRenderedPageBreak/>
         <w:t xml:space="preserve">      - "3000:3000"</w:t>
       </w:r>
       <w:r>
@@ -607,7 +620,7 @@
     <w:p>
       <w:r>
         <w:pict w14:anchorId="1C505857">
-          <v:rect id="_x0000_i1174" style="width:0;height:1.5pt" o:hralign="center" o:hrstd="t" o:hr="t" fillcolor="#a0a0a0" stroked="f"/>
+          <v:rect id="_x0000_i1030" style="width:0;height:1.5pt" o:hralign="center" o:hrstd="t" o:hr="t" fillcolor="#a0a0a0" stroked="f"/>
         </w:pict>
       </w:r>
     </w:p>
@@ -650,6 +663,7 @@
         </w:numPr>
       </w:pPr>
       <w:r>
+        <w:lastRenderedPageBreak/>
         <w:t xml:space="preserve">Driver: bridge </w:t>
       </w:r>
     </w:p>
@@ -661,7 +675,6 @@
         </w:numPr>
       </w:pPr>
       <w:r>
-        <w:lastRenderedPageBreak/>
         <w:t xml:space="preserve">Purpose: Enables inter-service communication using container names </w:t>
       </w:r>
       <w:r>
@@ -711,7 +724,7 @@
     <w:p>
       <w:r>
         <w:pict w14:anchorId="5159C4D1">
-          <v:rect id="_x0000_i1175" style="width:0;height:1.5pt" o:hralign="center" o:hrstd="t" o:hr="t" fillcolor="#a0a0a0" stroked="f"/>
+          <v:rect id="_x0000_i1031" style="width:0;height:1.5pt" o:hralign="center" o:hrstd="t" o:hr="t" fillcolor="#a0a0a0" stroked="f"/>
         </w:pict>
       </w:r>
     </w:p>
@@ -760,7 +773,7 @@
     <w:p>
       <w:r>
         <w:pict w14:anchorId="7BE05D24">
-          <v:rect id="_x0000_i1176" style="width:0;height:1.5pt" o:hralign="center" o:hrstd="t" o:hr="t" fillcolor="#a0a0a0" stroked="f"/>
+          <v:rect id="_x0000_i1032" style="width:0;height:1.5pt" o:hralign="center" o:hrstd="t" o:hr="t" fillcolor="#a0a0a0" stroked="f"/>
         </w:pict>
       </w:r>
     </w:p>
@@ -875,6 +888,9 @@
         <w:br/>
       </w:r>
       <w:r>
+        <w:rPr>
+          <w:noProof/>
+        </w:rPr>
         <w:drawing>
           <wp:inline distT="0" distB="0" distL="0" distR="0" wp14:anchorId="702F5F6B" wp14:editId="452A1BD0">
             <wp:extent cx="5731510" cy="3747135"/>
@@ -915,7 +931,7 @@
     <w:p>
       <w:r>
         <w:pict w14:anchorId="69621866">
-          <v:rect id="_x0000_i1177" style="width:0;height:1.5pt" o:hralign="center" o:hrstd="t" o:hr="t" fillcolor="#a0a0a0" stroked="f"/>
+          <v:rect id="_x0000_i1033" style="width:0;height:1.5pt" o:hralign="center" o:hrstd="t" o:hr="t" fillcolor="#a0a0a0" stroked="f"/>
         </w:pict>
       </w:r>
     </w:p>
@@ -3838,6 +3854,7 @@
   <w:style w:type="character" w:default="1" w:styleId="DefaultParagraphFont">
     <w:name w:val="Default Paragraph Font"/>
     <w:uiPriority w:val="1"/>
+    <w:semiHidden/>
     <w:unhideWhenUsed/>
   </w:style>
   <w:style w:type="table" w:default="1" w:styleId="TableNormal">
